--- a/historiasDono02.docx
+++ b/historiasDono02.docx
@@ -10,6 +10,7 @@
           <w:lang w:val="pt-BR"/>
         </w:rPr>
       </w:pPr>
+      <w:bookmarkStart w:id="0" w:name="_Hlk211522443"/>
       <w:r>
         <w:rPr>
           <w:b/>
@@ -497,20 +498,7 @@
         <w:rPr>
           <w:lang w:val="pt-BR"/>
         </w:rPr>
-        <w:t xml:space="preserve">, eu quero buscar quadras disponíveis </w:t>
-      </w:r>
-      <w:r>
-        <w:rPr>
-          <w:highlight w:val="yellow"/>
-          <w:lang w:val="pt-BR"/>
-        </w:rPr>
-        <w:t>por esporte, localização, preço e data</w:t>
-      </w:r>
-      <w:r>
-        <w:rPr>
-          <w:lang w:val="pt-BR"/>
-        </w:rPr>
-        <w:t xml:space="preserve"> para encontrar a melhor opção de reserva.</w:t>
+        <w:t>, eu quero buscar quadras disponíveis para encontrar a melhor opção de reserva.</w:t>
       </w:r>
     </w:p>
     <w:p>
@@ -2320,6 +2308,7 @@
         <w:t xml:space="preserve"> e e-mail.</w:t>
       </w:r>
     </w:p>
+    <w:bookmarkEnd w:id="0"/>
     <w:p/>
     <w:sectPr>
       <w:pgSz w:w="11906" w:h="16838"/>
